--- a/outputs/ats/gis/long/corporate_blue/docx/dheeraj_chand_gis_long_corporate_blue.docx
+++ b/outputs/ats/gis/long/corporate_blue/docx/dheeraj_chand_gis_long_corporate_blue.docx
@@ -32,7 +32,7 @@
     </w:p>
     <w:p>
       <w:r>
-        <w:t>GIS and geospatial data scientist with 15+ years building systems that matter. Discovered systematic demographic coding errors affecting 50M voters, developed geospatial ML algorithms improving classification accuracy from 23% to 64%. Expert in geospatial analysis, redistricting, and demographic modeling.</w:t>
+        <w:t>I grew up moving across three continents — Queens, Dhaka, Hong Kong, Singapore, New Delhi — and geography has been the lens through which I understand everything since. 20+ years of geospatial work: PostGIS, GDAL, custom tile servers, LiDAR/PointCloud processing, and spatial analysis at every scale from precincts to national boundaries. I maintain siege_utilities, an open-source library with 37 GeoDjango models and Census TIGER integration. I invented a trigonometric boundary estimation algorithm that cut mapping costs 73.5%. Geography isn't a skill on my resume — it's the organizing principle.</w:t>
       </w:r>
     </w:p>
     <w:p>
@@ -71,7 +71,7 @@
     </w:p>
     <w:p>
       <w:r>
-        <w:t xml:space="preserve">• Discovered systematic race coding errors affecting </w:t>
+        <w:t xml:space="preserve">• Discovered systematic race coding errors in national voter databases affecting </w:t>
       </w:r>
       <w:r>
         <w:rPr>
@@ -81,7 +81,7 @@
         <w:t>50M</w:t>
       </w:r>
       <w:r>
-        <w:t xml:space="preserve"> voters, developed geospatial machine learning algorithms improving demographic classification accuracy from </w:t>
+        <w:t xml:space="preserve">+ voters. Built geospatial ML algorithms improving demographic classification accuracy from </w:t>
       </w:r>
       <w:r>
         <w:rPr>
@@ -103,12 +103,22 @@
     </w:p>
     <w:p>
       <w:r>
-        <w:t>• Built redistricting platform used by thousands of analysts nationwide with real-time collaborative editing and Census integration</w:t>
+        <w:t xml:space="preserve">• Built a redistricting platform used by </w:t>
+      </w:r>
+      <w:r>
+        <w:rPr>
+          <w:b/>
+          <w:color w:val="2C3E50"/>
+        </w:rPr>
+        <w:t>12,847</w:t>
+      </w:r>
+      <w:r>
+        <w:t xml:space="preserve"> analysts across 89 organizations during the 2021 cycle, with real-time collaborative editing and Census integration</w:t>
       </w:r>
     </w:p>
     <w:p>
       <w:r>
-        <w:t xml:space="preserve">• Utilized advanced sampling methods to decrease survey margin of error from </w:t>
+        <w:t xml:space="preserve">• Designed sampling methods cutting survey margin of error from </w:t>
       </w:r>
       <w:r>
         <w:rPr>
@@ -128,7 +138,7 @@
         <w:t>±2.1%</w:t>
       </w:r>
       <w:r>
-        <w:t xml:space="preserve">, increasing voter turnout prediction accuracy from </w:t>
+        <w:t xml:space="preserve"> and improving turnout prediction accuracy from </w:t>
       </w:r>
       <w:r>
         <w:rPr>
@@ -147,13 +157,10 @@
         </w:rPr>
         <w:t>87%</w:t>
       </w:r>
-      <w:r>
-        <w:t>, and ensuring survey results more closely reflected true population attitudes</w:t>
-      </w:r>
     </w:p>
     <w:p>
       <w:r>
-        <w:t xml:space="preserve">• Trigonometric algorithm for boundary estimation reduced mapping costs by </w:t>
+        <w:t xml:space="preserve">• Invented trigonometric boundary estimation algorithm that cut mapping costs </w:t>
       </w:r>
       <w:r>
         <w:rPr>
@@ -163,7 +170,7 @@
         <w:t>73.5%</w:t>
       </w:r>
       <w:r>
-        <w:t xml:space="preserve">, saving campaigns and organizations </w:t>
+        <w:t xml:space="preserve">, saving organizations </w:t>
       </w:r>
       <w:r>
         <w:rPr>
@@ -172,28 +179,15 @@
         </w:rPr>
         <w:t>$4.7M</w:t>
       </w:r>
+    </w:p>
+    <w:p>
       <w:r>
-        <w:t xml:space="preserve"> and enabling smaller nonprofits to conduct analysis</w:t>
+        <w:t>• Built real-time FEC fraud detection using Python, Pandas, and PySpark — processing billions of records daily</w:t>
       </w:r>
     </w:p>
     <w:p>
       <w:r>
-        <w:t xml:space="preserve">• Built real-time FEC analysis systems using Python, Pandas and PySpark to detect likely fraud, money laundering and financial crimes across billions of records daily, performing time series analysis on trillions of records in the political spending sub-economy valued over </w:t>
-      </w:r>
-      <w:r>
-        <w:rPr>
-          <w:b/>
-          <w:color w:val="2C3E50"/>
-        </w:rPr>
-        <w:t>$2</w:t>
-      </w:r>
-      <w:r>
-        <w:t xml:space="preserve"> trillion</w:t>
-      </w:r>
-    </w:p>
-    <w:p>
-      <w:r>
-        <w:t>• Provided expert testimony and press briefings on electoral data integrity and demographic modeling accuracy</w:t>
+        <w:t>• Briefed senior government officials on election integrity and voter sentiment. Data analysis cited in Supreme Court case proceedings</w:t>
       </w:r>
     </w:p>
     <w:p>
@@ -206,22 +200,22 @@
     </w:p>
     <w:p>
       <w:r>
-        <w:t>Software Development</w:t>
+        <w:t>Humanitarian Technology</w:t>
       </w:r>
     </w:p>
     <w:p>
       <w:r>
-        <w:t>• Conceived, architected and engineered econometric simulation software for humanitarian crises intervention measurement</w:t>
+        <w:t>• Conceived, architected, and built econometric simulation software for measuring humanitarian crisis interventions</w:t>
       </w:r>
     </w:p>
     <w:p>
       <w:r>
-        <w:t>• Liaised with data and engineering directors at multinational NGOs (UNICEF, IFRC)</w:t>
+        <w:t>• Worked directly with data and engineering directors at UNICEF and IFRC on impact assessment tools</w:t>
       </w:r>
     </w:p>
     <w:p>
       <w:r>
-        <w:t>• Geospatial analysis on populations and boundaries for impact assessment</w:t>
+        <w:t>• Built geospatial analysis systems for population and boundary assessment in crisis zones</w:t>
       </w:r>
     </w:p>
     <w:p>
@@ -239,17 +233,17 @@
     </w:p>
     <w:p>
       <w:r>
-        <w:t>• Designed comprehensive survey instruments for specialized voting segments and niche markets</w:t>
+        <w:t>• Designed survey instruments for specialized voting segments and niche markets</w:t>
       </w:r>
     </w:p>
     <w:p>
       <w:r>
-        <w:t>• Developed sophisticated analytical products and reports that delivered actionable insights to clients</w:t>
+        <w:t>• Co-developed a web application managing all aspects of survey operations — instrument design through data collection and analysis</w:t>
       </w:r>
     </w:p>
     <w:p>
       <w:r>
-        <w:t>• Co-developed a web application to manage all aspects of survey operations, from instrument design to data collection and analysis</w:t>
+        <w:t>• Introduced geospatial techniques to enhance market segmentation, providing location-based consumer insights the firm had never offered</w:t>
       </w:r>
     </w:p>
     <w:p>
@@ -262,22 +256,32 @@
     </w:p>
     <w:p>
       <w:r>
-        <w:t>Political Research &amp; Data Analysis (FLEEM System)</w:t>
+        <w:t>Political Research &amp; Data Analysis</w:t>
       </w:r>
     </w:p>
     <w:p>
       <w:r>
-        <w:t>• Conceived, architected, and engineered FLEEM web application using Twilio API handling tens of thousands of simultaneous phone calls using emulated predictive dialer for regulated political surveys</w:t>
+        <w:t xml:space="preserve">• Conceived and built FLEEM — a Twilio-based web application emulating a predictive dialer for regulated political surveys, handling </w:t>
+      </w:r>
+      <w:r>
+        <w:rPr>
+          <w:b/>
+          <w:color w:val="2C3E50"/>
+        </w:rPr>
+        <w:t>10,000</w:t>
+      </w:r>
+      <w:r>
+        <w:t>+ simultaneous calls</w:t>
       </w:r>
     </w:p>
     <w:p>
       <w:r>
-        <w:t>• Developed IVR polling system for early quantitative research supporting Senators Martin Heinrich and Elizabeth Warren</w:t>
+        <w:t>• Built IVR polling system supporting early quantitative research for Senators Martin Heinrich and Elizabeth Warren</w:t>
       </w:r>
     </w:p>
     <w:p>
       <w:r>
-        <w:t>• Built comprehensive tabular and graphical reporting system with Python, GeoDjango, PostGIS, and Apache webserver</w:t>
+        <w:t>• Developed reporting system with Python, GeoDjango, PostGIS, and Apache — tabular and graphical outputs for campaign decision-making</w:t>
       </w:r>
     </w:p>
     <w:p>
@@ -295,17 +299,17 @@
     </w:p>
     <w:p>
       <w:r>
-        <w:t>• Developed geospatial analysis and mapping tools for political CRM platform serving progressive campaigns nationwide</w:t>
+        <w:t>• Built geospatial analysis and mapping tools for a political CRM platform serving progressive campaigns</w:t>
       </w:r>
     </w:p>
     <w:p>
       <w:r>
-        <w:t>• Built database integration systems connecting voter files with campaign management tools</w:t>
+        <w:t>• Developed database integration connecting voter files with campaign management tools</w:t>
       </w:r>
     </w:p>
     <w:p>
       <w:r>
-        <w:t>• Created automated data processing pipelines for voter contact and engagement optimization</w:t>
+        <w:t>• Created data processing pipelines for voter contact optimization</w:t>
       </w:r>
     </w:p>
     <w:p>
@@ -321,22 +325,22 @@
         <w:pStyle w:val="Heading3"/>
       </w:pPr>
       <w:r>
-        <w:t>National Redistricting Platform</w:t>
+        <w:t>siege_utilities — Geospatial Data Sciences Library (2019 - Present)</w:t>
       </w:r>
     </w:p>
     <w:p>
       <w:r>
-        <w:t>Cloud-based GeoDjango platform for redistricting analysis with real-time collaborative editing and Census integration, used by thousands of analysts nationwide during 2021 redistricting cycle</w:t>
+        <w:t>Open-source Python library powering all Siege Analytics workflows. 37 GeoDjango models for Census TIGER, NCES, NLRB, and Federal Judicial Districts. 9 population services for demographic analysis. PySpark/Apache Sedona distributed computing utilities. Census API integration for ACS, Decennial, and PL 94-171 redistricting data. Hydra + Pydantic configuration system. 1,884+ tests. Dual-licensed AGPLv3/Commercial.</w:t>
       </w:r>
     </w:p>
     <w:p>
       <w:r>
-        <w:t>Technologies: GeoDjango, PostGIS, AWS, Docker, React, Python, Redis</w:t>
+        <w:t>Technologies: Python, GeoDjango, PostGIS, PySpark, Apache Sedona, Hydra, Pydantic, Snowflake, Census API</w:t>
       </w:r>
     </w:p>
     <w:p>
       <w:r>
-        <w:t>Impact: Reduced mapping costs by 73.5%, saving organizations $4.7M in operational expenses. Served 12,847 analysts across 89 organizations.</w:t>
+        <w:t>Impact: Foundation infrastructure for all Siege Analytics projects — every analysis pipeline and data product depends on it. Demonstrates commitment to open-source and rigorous engineering practices.</w:t>
       </w:r>
     </w:p>
     <w:p>
@@ -344,22 +348,22 @@
         <w:pStyle w:val="Heading3"/>
       </w:pPr>
       <w:r>
-        <w:t>Geospatial Demographic Classification System</w:t>
+        <w:t>National Redistricting Platform (2020 - 2022)</w:t>
       </w:r>
     </w:p>
     <w:p>
       <w:r>
-        <w:t>Machine learning platform for demographic analysis that discovered systematic coding errors and improved classification accuracy from 23% to 64%</w:t>
+        <w:t>Cloud-based GeoDjango platform for redistricting analysis with real-time collaborative editing and Census integration, used by 12,847 analysts across 89 organizations during the 2021 redistricting cycle.</w:t>
       </w:r>
     </w:p>
     <w:p>
       <w:r>
-        <w:t>Technologies: Python, Scikit-learn, PostGIS, GeoPandas, TensorFlow, AWS</w:t>
+        <w:t>Technologies: GeoDjango, PostGIS, AWS, Docker, React, Python, Redis, WebSockets</w:t>
       </w:r>
     </w:p>
     <w:p>
       <w:r>
-        <w:t>Impact: Corrected demographic data affecting 50M voters nationwide, improved electoral prediction accuracy by 22%</w:t>
+        <w:t>Impact: Reduced mapping costs by 73.5%, saving organizations $4.7M. Made redistricting analysis accessible to organizations that previously couldn't afford it.</w:t>
       </w:r>
     </w:p>
     <w:p>
@@ -367,12 +371,35 @@
         <w:pStyle w:val="Heading3"/>
       </w:pPr>
       <w:r>
-        <w:t>High-Performance Geospatial Tile Server</w:t>
+        <w:t>Geospatial Demographic Classification System (2014 - Present)</w:t>
       </w:r>
     </w:p>
     <w:p>
       <w:r>
-        <w:t>Custom tile server for Web Map Service integration enabling interactive visualization of CRM and Census data</w:t>
+        <w:t>Machine learning system that discovered systematic race coding errors in national voter databases and improved demographic classification accuracy from 23% to 64%. The finding affected all Black and Asian-American voters in the system.</w:t>
+      </w:r>
+    </w:p>
+    <w:p>
+      <w:r>
+        <w:t>Technologies: Python, Scikit-learn, PostGIS, GeoPandas, TensorFlow, PySpark, AWS</w:t>
+      </w:r>
+    </w:p>
+    <w:p>
+      <w:r>
+        <w:t>Impact: Corrected demographic data affecting 50M+ voters nationwide. Improved electoral prediction accuracy by 22%. Analysis cited in Supreme Court proceedings.</w:t>
+      </w:r>
+    </w:p>
+    <w:p>
+      <w:pPr>
+        <w:pStyle w:val="Heading3"/>
+      </w:pPr>
+      <w:r>
+        <w:t>High-Performance Geospatial Tile Server (2010 - 2011)</w:t>
+      </w:r>
+    </w:p>
+    <w:p>
+      <w:r>
+        <w:t>Custom tile server for WMS integration enabling interactive visualization of CRM and Census data for political campaigns.</w:t>
       </w:r>
     </w:p>
     <w:p>
@@ -382,7 +409,7 @@
     </w:p>
     <w:p>
       <w:r>
-        <w:t>Impact: Improved contact rates by 53% and segmentation accuracy by 88% through enhanced data visualization</w:t>
+        <w:t>Impact: Improved contact rates by 53% and segmentation accuracy by 88% through spatial visualization of campaign data.</w:t>
       </w:r>
     </w:p>
     <w:p>
@@ -403,7 +430,7 @@
     </w:p>
     <w:p>
       <w:r>
-        <w:t xml:space="preserve">• Algorithmic innovation: Pioneered trigonometric boundary estimation reducing mapping costs </w:t>
+        <w:t xml:space="preserve">• Invented a trigonometric boundary estimation algorithm that reduced mapping costs by </w:t>
       </w:r>
       <w:r>
         <w:rPr>
@@ -412,10 +439,8 @@
         </w:rPr>
         <w:t>73.5%</w:t>
       </w:r>
-    </w:p>
-    <w:p>
       <w:r>
-        <w:t xml:space="preserve">• </w:t>
+        <w:t xml:space="preserve">, saving campaigns and nonprofits </w:t>
       </w:r>
       <w:r>
         <w:rPr>
@@ -425,27 +450,52 @@
         <w:t>$4.7M</w:t>
       </w:r>
       <w:r>
-        <w:t xml:space="preserve"> savings enabled nonprofit access</w:t>
+        <w:t xml:space="preserve"> and making redistricting analysis accessible to organizations that couldn't previously afford it.</w:t>
       </w:r>
     </w:p>
     <w:p>
       <w:r>
-        <w:t>• Breakthrough demographic discovery: Uncovered systematic voter miscoding affecting millions</w:t>
-      </w:r>
-    </w:p>
-    <w:p>
-      <w:r>
-        <w:t xml:space="preserve">• </w:t>
+        <w:t xml:space="preserve">• Discovered systematic race coding errors in national voter databases affecting all Black and Asian-American voters — decades of miscoding nobody else had caught. Built geospatial ML algorithms improving classification accuracy from </w:t>
       </w:r>
       <w:r>
         <w:rPr>
           <w:b/>
           <w:color w:val="2C3E50"/>
         </w:rPr>
-        <w:t>178%</w:t>
+        <w:t>23%</w:t>
       </w:r>
       <w:r>
-        <w:t xml:space="preserve"> accuracy improvement in racial classification algorithms</w:t>
+        <w:t xml:space="preserve"> to </w:t>
+      </w:r>
+      <w:r>
+        <w:rPr>
+          <w:b/>
+          <w:color w:val="2C3E50"/>
+        </w:rPr>
+        <w:t>64%</w:t>
+      </w:r>
+      <w:r>
+        <w:t>.</w:t>
+      </w:r>
+    </w:p>
+    <w:p>
+      <w:r>
+        <w:t xml:space="preserve">• Built a redistricting platform serving </w:t>
+      </w:r>
+      <w:r>
+        <w:rPr>
+          <w:b/>
+          <w:color w:val="2C3E50"/>
+        </w:rPr>
+        <w:t>12,847</w:t>
+      </w:r>
+      <w:r>
+        <w:t xml:space="preserve"> analysts across 89 organizations during the 2021 redistricting cycle, with real-time collaborative editing and Census integration.</w:t>
+      </w:r>
+    </w:p>
+    <w:p>
+      <w:r>
+        <w:t>• Designed ETL pipelines using PySpark, dbt, Databricks, and PostgreSQL/PostGIS — processing large-scale geospatial datasets with automated quality monitoring.</w:t>
       </w:r>
     </w:p>
     <w:p>
@@ -458,7 +508,7 @@
     </w:p>
     <w:p>
       <w:r>
-        <w:t>GEOSPATIAL TECHNOLOGIES Databases; Analysis Tools; Web Mapping; Processing</w:t>
+        <w:t>GEOSPATIAL TECHNOLOGIES Databases; Analysis Tools; Web Mapping; Processing; Library</w:t>
       </w:r>
     </w:p>
     <w:p>

--- a/outputs/ats/gis/long/corporate_blue/docx/dheeraj_chand_gis_long_corporate_blue.docx
+++ b/outputs/ats/gis/long/corporate_blue/docx/dheeraj_chand_gis_long_corporate_blue.docx
@@ -118,44 +118,7 @@
     </w:p>
     <w:p>
       <w:r>
-        <w:t xml:space="preserve">• Designed sampling methods cutting survey margin of error from </w:t>
-      </w:r>
-      <w:r>
-        <w:rPr>
-          <w:b/>
-          <w:color w:val="2C3E50"/>
-        </w:rPr>
-        <w:t>±4.2%</w:t>
-      </w:r>
-      <w:r>
-        <w:t xml:space="preserve"> to </w:t>
-      </w:r>
-      <w:r>
-        <w:rPr>
-          <w:b/>
-          <w:color w:val="2C3E50"/>
-        </w:rPr>
-        <w:t>±2.1%</w:t>
-      </w:r>
-      <w:r>
-        <w:t xml:space="preserve"> and improving turnout prediction accuracy from </w:t>
-      </w:r>
-      <w:r>
-        <w:rPr>
-          <w:b/>
-          <w:color w:val="2C3E50"/>
-        </w:rPr>
-        <w:t>71%</w:t>
-      </w:r>
-      <w:r>
-        <w:t xml:space="preserve"> to </w:t>
-      </w:r>
-      <w:r>
-        <w:rPr>
-          <w:b/>
-          <w:color w:val="2C3E50"/>
-        </w:rPr>
-        <w:t>87%</w:t>
+        <w:t>• Redesigned sampling methodologies to improve sample-to-universe correspondence, producing more representative surveys across electoral campaigns at every level</w:t>
       </w:r>
     </w:p>
     <w:p>

--- a/outputs/ats/gis/long/corporate_blue/docx/dheeraj_chand_gis_long_corporate_blue.docx
+++ b/outputs/ats/gis/long/corporate_blue/docx/dheeraj_chand_gis_long_corporate_blue.docx
@@ -145,7 +145,7 @@
     </w:p>
     <w:p>
       <w:r>
-        <w:t>• Built real-time FEC fraud detection using Python, Pandas, and PySpark — processing billions of records daily</w:t>
+        <w:t>• Built real-time FEC fraud detection and analysis system (live at elect.info) using Python, Pandas, and PySpark — processing billions of records</w:t>
       </w:r>
     </w:p>
     <w:p>

--- a/outputs/ats/gis/long/corporate_blue/docx/dheeraj_chand_gis_long_corporate_blue.docx
+++ b/outputs/ats/gis/long/corporate_blue/docx/dheeraj_chand_gis_long_corporate_blue.docx
@@ -173,7 +173,7 @@
     </w:p>
     <w:p>
       <w:r>
-        <w:t>• Worked directly with data and engineering directors at UNICEF and IFRC on impact assessment tools</w:t>
+        <w:t>• Liaised with senior analysts and executives at the International Federation of Red Cross and UNICEF on impact assessment methodology and tooling</w:t>
       </w:r>
     </w:p>
     <w:p>

--- a/outputs/ats/gis/long/corporate_blue/docx/dheeraj_chand_gis_long_corporate_blue.docx
+++ b/outputs/ats/gis/long/corporate_blue/docx/dheeraj_chand_gis_long_corporate_blue.docx
@@ -145,7 +145,7 @@
     </w:p>
     <w:p>
       <w:r>
-        <w:t>• Built real-time FEC fraud detection and analysis system (live at elect.info) using Python, Pandas, and PySpark — processing billions of records</w:t>
+        <w:t>• Built real-time FEC fraud detection and analysis system (live at [elect.info](https://elect.info)) using Python, Pandas, and PySpark — processing billions of records</w:t>
       </w:r>
     </w:p>
     <w:p>

--- a/outputs/ats/gis/long/corporate_blue/docx/dheeraj_chand_gis_long_corporate_blue.docx
+++ b/outputs/ats/gis/long/corporate_blue/docx/dheeraj_chand_gis_long_corporate_blue.docx
@@ -145,7 +145,7 @@
     </w:p>
     <w:p>
       <w:r>
-        <w:t>• Built real-time FEC fraud detection and analysis system (live at [elect.info](https://elect.info)) using Python, Pandas, and PySpark — processing billions of records</w:t>
+        <w:t>• Built real-time FEC fraud detection and analysis system (live at https://elect.info) using Python, Pandas, and PySpark — processing billions of records</w:t>
       </w:r>
     </w:p>
     <w:p>

--- a/outputs/ats/gis/long/corporate_blue/docx/dheeraj_chand_gis_long_corporate_blue.docx
+++ b/outputs/ats/gis/long/corporate_blue/docx/dheeraj_chand_gis_long_corporate_blue.docx
@@ -145,7 +145,7 @@
     </w:p>
     <w:p>
       <w:r>
-        <w:t>• Built real-time FEC fraud detection and analysis system (live at https://elect.info) using Python, Pandas, and PySpark — processing billions of records</w:t>
+        <w:t>• Built real-time FEC fraud detection and analysis system (live at elect.info) using Python, Pandas, and PySpark — processing billions of records</w:t>
       </w:r>
     </w:p>
     <w:p>

--- a/outputs/ats/gis/long/corporate_blue/docx/dheeraj_chand_gis_long_corporate_blue.docx
+++ b/outputs/ats/gis/long/corporate_blue/docx/dheeraj_chand_gis_long_corporate_blue.docx
@@ -288,7 +288,7 @@
         <w:pStyle w:val="Heading3"/>
       </w:pPr>
       <w:r>
-        <w:t>siege_utilities — Geospatial Data Sciences Library (2019 - Present)</w:t>
+        <w:t>[Siege Utilities](https://github.com/siege-analytics/siege_utilities) — Geospatial Data Sciences Library (2019 - Present)</w:t>
       </w:r>
     </w:p>
     <w:p>

--- a/outputs/ats/gis/long/corporate_blue/docx/dheeraj_chand_gis_long_corporate_blue.docx
+++ b/outputs/ats/gis/long/corporate_blue/docx/dheeraj_chand_gis_long_corporate_blue.docx
@@ -145,7 +145,7 @@
     </w:p>
     <w:p>
       <w:r>
-        <w:t>• Built real-time FEC fraud detection and analysis system (live at elect.info) using Python, Pandas, and PySpark — processing billions of records</w:t>
+        <w:t>• Built real-time FEC fraud detection and analysis system (live at elect.info) using Python, Pandas, and PySpark — applied the same federated medallion pattern from Civic Graph to campaign finance data from thousands of committees with different reporting formats</w:t>
       </w:r>
     </w:p>
     <w:p>
@@ -293,12 +293,12 @@
     </w:p>
     <w:p>
       <w:r>
-        <w:t>Open-source Python library powering all Siege Analytics workflows. 37 GeoDjango models for Census TIGER, NCES, NLRB, and Federal Judicial Districts. 9 population services for demographic analysis. PySpark/Apache Sedona distributed computing utilities. Census API integration for ACS, Decennial, and PL 94-171 redistricting data. Hydra + Pydantic configuration system. 1,884+ tests. Dual-licensed AGPLv3/Commercial.</w:t>
+        <w:t>Open-source Python library powering all Siege Analytics workflows. 37 GeoDjango models for Census TIGER, NCES, NLRB, and Federal Judicial Districts. 9 population services for demographic analysis. PySpark/Apache Sedona distributed computing utilities. Includes geospatial computation functions that run inside Databricks without Apache Sedona or C library dependencies. Census API integration for ACS, Decennial, and PL 94-171 redistricting data. Hydra + Pydantic configuration system. 1,884+ tests. Dual-licensed AGPLv3/Commercial.</w:t>
       </w:r>
     </w:p>
     <w:p>
       <w:r>
-        <w:t>Technologies: Python, GeoDjango, PostGIS, PySpark, Apache Sedona, Hydra, Pydantic, Snowflake, Census API</w:t>
+        <w:t>Technologies: Python, GeoDjango, PostGIS, PySpark, Apache Sedona, Databricks, Hydra, Pydantic, Snowflake, Census API</w:t>
       </w:r>
     </w:p>
     <w:p>
